--- a/dokumentacja/Szablon sprawozdania.docx
+++ b/dokumentacja/Szablon sprawozdania.docx
@@ -2654,18 +2654,7 @@
             <w:sz w:val="22"/>
             <w:szCs w:val="22"/>
           </w:rPr>
-          <m:t>x</m:t>
-        </m:r>
-        <m:r>
-          <m:rPr>
-            <m:sty m:val="b"/>
-          </m:rPr>
-          <w:rPr>
-            <w:rFonts w:ascii="Cambria Math" w:eastAsiaTheme="majorEastAsia" w:hAnsi="Cambria Math" w:cstheme="majorBidi"/>
-            <w:sz w:val="22"/>
-            <w:szCs w:val="22"/>
-          </w:rPr>
-          <m:t xml:space="preserve"> </m:t>
+          <m:t xml:space="preserve">x </m:t>
         </m:r>
       </m:oMath>
       <w:r>
@@ -3493,15 +3482,7 @@
             <w:sz w:val="22"/>
             <w:szCs w:val="22"/>
           </w:rPr>
-          <m:t>;θ)</m:t>
-        </m:r>
-        <m:r>
-          <w:rPr>
-            <w:rFonts w:ascii="Cambria Math" w:eastAsiaTheme="majorEastAsia" w:hAnsi="Cambria Math" w:cstheme="majorBidi"/>
-            <w:sz w:val="22"/>
-            <w:szCs w:val="22"/>
-          </w:rPr>
-          <m:t xml:space="preserve"> </m:t>
+          <m:t xml:space="preserve">;θ) </m:t>
         </m:r>
       </m:oMath>
       <w:r>
@@ -3522,15 +3503,7 @@
             <w:sz w:val="22"/>
             <w:szCs w:val="22"/>
           </w:rPr>
-          <m:t>L</m:t>
-        </m:r>
-        <m:r>
-          <w:rPr>
-            <w:rFonts w:ascii="Cambria Math" w:eastAsiaTheme="majorEastAsia" w:hAnsi="Cambria Math" w:cstheme="majorBidi"/>
-            <w:sz w:val="22"/>
-            <w:szCs w:val="22"/>
-          </w:rPr>
-          <m:t xml:space="preserve"> </m:t>
+          <m:t xml:space="preserve">L </m:t>
         </m:r>
       </m:oMath>
       <w:r>
@@ -4026,6 +3999,9 @@
             <m:t>)</m:t>
           </m:r>
           <m:r>
+            <m:rPr>
+              <m:sty m:val="p"/>
+            </m:rPr>
             <w:rPr>
               <w:rFonts w:asciiTheme="majorHAnsi" w:eastAsiaTheme="majorEastAsia" w:hAnsiTheme="majorHAnsi" w:cstheme="majorBidi"/>
               <w:sz w:val="26"/>
@@ -4530,6 +4506,9 @@
             <m:t>)</m:t>
           </m:r>
           <m:r>
+            <m:rPr>
+              <m:sty m:val="p"/>
+            </m:rPr>
             <w:rPr>
               <w:rFonts w:asciiTheme="majorHAnsi" w:eastAsiaTheme="majorEastAsia" w:hAnsiTheme="majorHAnsi" w:cstheme="majorBidi"/>
               <w:sz w:val="26"/>
@@ -4989,6 +4968,9 @@
             <m:t>⁡(0,z)</m:t>
           </m:r>
           <m:r>
+            <m:rPr>
+              <m:sty m:val="p"/>
+            </m:rPr>
             <w:rPr>
               <w:rFonts w:asciiTheme="majorHAnsi" w:eastAsiaTheme="majorEastAsia" w:hAnsiTheme="majorHAnsi" w:cstheme="majorBidi"/>
               <w:sz w:val="26"/>
@@ -5022,15 +5004,7 @@
             <w:sz w:val="22"/>
             <w:szCs w:val="22"/>
           </w:rPr>
-          <m:t>z&gt;0</m:t>
-        </m:r>
-        <m:r>
-          <w:rPr>
-            <w:rFonts w:ascii="Cambria Math" w:eastAsiaTheme="majorEastAsia" w:hAnsi="Cambria Math" w:cstheme="majorBidi"/>
-            <w:sz w:val="22"/>
-            <w:szCs w:val="22"/>
-          </w:rPr>
-          <m:t xml:space="preserve"> </m:t>
+          <m:t xml:space="preserve">z&gt;0 </m:t>
         </m:r>
       </m:oMath>
       <w:r>
@@ -5399,15 +5373,7 @@
             <w:sz w:val="22"/>
             <w:szCs w:val="22"/>
           </w:rPr>
-          <m:t>L</m:t>
-        </m:r>
-        <m:r>
-          <w:rPr>
-            <w:rFonts w:ascii="Cambria Math" w:eastAsiaTheme="majorEastAsia" w:hAnsi="Cambria Math" w:cstheme="majorBidi"/>
-            <w:sz w:val="22"/>
-            <w:szCs w:val="22"/>
-          </w:rPr>
-          <m:t xml:space="preserve"> </m:t>
+          <m:t xml:space="preserve">L </m:t>
         </m:r>
       </m:oMath>
       <w:r>
@@ -5679,6 +5645,9 @@
             <m:t>)</m:t>
           </m:r>
           <m:r>
+            <m:rPr>
+              <m:sty m:val="p"/>
+            </m:rPr>
             <w:rPr>
               <w:rFonts w:asciiTheme="majorHAnsi" w:eastAsiaTheme="majorEastAsia" w:hAnsiTheme="majorHAnsi" w:cstheme="majorBidi"/>
               <w:sz w:val="26"/>
@@ -7455,7 +7424,7 @@
       <w:pPr>
         <w:rPr>
           <w:rFonts w:asciiTheme="majorHAnsi" w:eastAsiaTheme="majorEastAsia" w:hAnsiTheme="majorHAnsi" w:cstheme="majorBidi"/>
-          <w:sz w:val="26"/>
+          <w:sz w:val="22"/>
           <w:szCs w:val="22"/>
         </w:rPr>
       </w:pPr>
@@ -7622,6 +7591,19 @@
             </w:rPr>
             <m:t>,</m:t>
           </m:r>
+        </m:oMath>
+      </m:oMathPara>
+    </w:p>
+    <w:p>
+      <w:pPr>
+        <w:rPr>
+          <w:rFonts w:asciiTheme="majorHAnsi" w:eastAsiaTheme="majorEastAsia" w:hAnsiTheme="majorHAnsi" w:cstheme="majorBidi"/>
+          <w:sz w:val="26"/>
+          <w:szCs w:val="22"/>
+        </w:rPr>
+      </w:pPr>
+      <m:oMathPara>
+        <m:oMath>
           <m:sSub>
             <m:sSubPr>
               <m:ctrlPr>
@@ -8248,24 +8230,32 @@
           <w:sz w:val="26"/>
           <w:szCs w:val="22"/>
         </w:rPr>
-        <w:t>Uczenie przebiega w epokach. Dane dzieli się na batche. W każdej iteracji wykonuje się: propagację w przód, obliczenie straty, propagację wsteczną i aktualizację parametrów. Monitoruje się stratę i metryki (np. accuracy) zarówno na zbiorze treningowym, jak i walidacyjnym/testowym.</w:t>
-      </w:r>
-    </w:p>
-    <w:p>
-      <w:pPr>
+        <w:t xml:space="preserve">Uczenie przebiega w epokach. Dane dzieli się na batche. W każdej iteracji wykonuje się: propagację w przód, obliczenie straty, propagację wsteczną i </w:t>
+      </w:r>
+      <w:r>
         <w:rPr>
           <w:rFonts w:asciiTheme="majorHAnsi" w:eastAsiaTheme="majorEastAsia" w:hAnsiTheme="majorHAnsi" w:cstheme="majorBidi"/>
           <w:sz w:val="26"/>
           <w:szCs w:val="22"/>
         </w:rPr>
-      </w:pPr>
-      <w:r>
+        <w:lastRenderedPageBreak/>
+        <w:t>aktualizację parametrów. Monitoruje się stratę i metryki (np. accuracy) zarówno na zbiorze treningowym, jak i walidacyjnym/testowym.</w:t>
+      </w:r>
+    </w:p>
+    <w:p>
+      <w:pPr>
         <w:rPr>
           <w:rFonts w:asciiTheme="majorHAnsi" w:eastAsiaTheme="majorEastAsia" w:hAnsiTheme="majorHAnsi" w:cstheme="majorBidi"/>
           <w:sz w:val="26"/>
           <w:szCs w:val="22"/>
         </w:rPr>
-        <w:lastRenderedPageBreak/>
+      </w:pPr>
+      <w:r>
+        <w:rPr>
+          <w:rFonts w:asciiTheme="majorHAnsi" w:eastAsiaTheme="majorEastAsia" w:hAnsiTheme="majorHAnsi" w:cstheme="majorBidi"/>
+          <w:sz w:val="26"/>
+          <w:szCs w:val="22"/>
+        </w:rPr>
         <w:t>Główne wyzwania to zanikający gradient, eksplozja gradientu oraz przeuczenie (overfitting). Rozwiązania obejmują odpowiednie funkcje aktywacji, normalizację batchową, regularyzację (dropout, weight decay) oraz augmentację danych (Goodfellow et al., 2016, rozdz. 8–9).</w:t>
       </w:r>
     </w:p>
@@ -8327,6 +8317,57 @@
         <w:t>Opis projektu</w:t>
       </w:r>
     </w:p>
+    <w:p>
+      <w:pPr>
+        <w:ind w:left="360"/>
+        <w:rPr>
+          <w:rFonts w:asciiTheme="majorHAnsi" w:eastAsiaTheme="majorEastAsia" w:hAnsiTheme="majorHAnsi" w:cstheme="majorBidi"/>
+          <w:b/>
+          <w:bCs/>
+          <w:sz w:val="32"/>
+          <w:szCs w:val="32"/>
+        </w:rPr>
+      </w:pPr>
+    </w:p>
+    <w:p>
+      <w:pPr>
+        <w:pStyle w:val="ListParagraph"/>
+        <w:numPr>
+          <w:ilvl w:val="0"/>
+          <w:numId w:val="9"/>
+        </w:numPr>
+        <w:rPr>
+          <w:rFonts w:asciiTheme="majorHAnsi" w:eastAsiaTheme="majorEastAsia" w:hAnsiTheme="majorHAnsi" w:cstheme="majorBidi"/>
+          <w:b/>
+          <w:bCs/>
+          <w:sz w:val="32"/>
+          <w:szCs w:val="32"/>
+        </w:rPr>
+      </w:pPr>
+      <w:r>
+        <w:rPr>
+          <w:rFonts w:asciiTheme="majorHAnsi" w:eastAsiaTheme="majorEastAsia" w:hAnsiTheme="majorHAnsi" w:cstheme="majorBidi"/>
+          <w:b/>
+          <w:bCs/>
+          <w:sz w:val="32"/>
+          <w:szCs w:val="32"/>
+        </w:rPr>
+        <w:t>Opis zbioru danyh</w:t>
+      </w:r>
+    </w:p>
+    <w:p>
+      <w:pPr>
+        <w:pStyle w:val="ListParagraph"/>
+        <w:rPr>
+          <w:rFonts w:asciiTheme="majorHAnsi" w:eastAsiaTheme="majorEastAsia" w:hAnsiTheme="majorHAnsi" w:cstheme="majorBidi"/>
+          <w:b/>
+          <w:bCs/>
+          <w:sz w:val="32"/>
+          <w:szCs w:val="32"/>
+        </w:rPr>
+      </w:pPr>
+    </w:p>
+    <w:p/>
     <w:p>
       <w:pPr>
         <w:pStyle w:val="Heading1"/>
@@ -13647,6 +13688,95 @@
     </w:lvl>
   </w:abstractNum>
   <w:abstractNum w:abstractNumId="7" w15:restartNumberingAfterBreak="0">
+    <w:nsid w:val="774604BE"/>
+    <w:multiLevelType w:val="hybridMultilevel"/>
+    <w:tmpl w:val="883E3D00"/>
+    <w:lvl w:ilvl="0" w:tplc="0415000F">
+      <w:start w:val="1"/>
+      <w:numFmt w:val="decimal"/>
+      <w:lvlText w:val="%1."/>
+      <w:lvlJc w:val="left"/>
+      <w:pPr>
+        <w:ind w:left="720" w:hanging="360"/>
+      </w:pPr>
+      <w:rPr>
+        <w:rFonts w:hint="default"/>
+      </w:rPr>
+    </w:lvl>
+    <w:lvl w:ilvl="1" w:tplc="04150019" w:tentative="1">
+      <w:start w:val="1"/>
+      <w:numFmt w:val="lowerLetter"/>
+      <w:lvlText w:val="%2."/>
+      <w:lvlJc w:val="left"/>
+      <w:pPr>
+        <w:ind w:left="1440" w:hanging="360"/>
+      </w:pPr>
+    </w:lvl>
+    <w:lvl w:ilvl="2" w:tplc="0415001B" w:tentative="1">
+      <w:start w:val="1"/>
+      <w:numFmt w:val="lowerRoman"/>
+      <w:lvlText w:val="%3."/>
+      <w:lvlJc w:val="right"/>
+      <w:pPr>
+        <w:ind w:left="2160" w:hanging="180"/>
+      </w:pPr>
+    </w:lvl>
+    <w:lvl w:ilvl="3" w:tplc="0415000F" w:tentative="1">
+      <w:start w:val="1"/>
+      <w:numFmt w:val="decimal"/>
+      <w:lvlText w:val="%4."/>
+      <w:lvlJc w:val="left"/>
+      <w:pPr>
+        <w:ind w:left="2880" w:hanging="360"/>
+      </w:pPr>
+    </w:lvl>
+    <w:lvl w:ilvl="4" w:tplc="04150019" w:tentative="1">
+      <w:start w:val="1"/>
+      <w:numFmt w:val="lowerLetter"/>
+      <w:lvlText w:val="%5."/>
+      <w:lvlJc w:val="left"/>
+      <w:pPr>
+        <w:ind w:left="3600" w:hanging="360"/>
+      </w:pPr>
+    </w:lvl>
+    <w:lvl w:ilvl="5" w:tplc="0415001B" w:tentative="1">
+      <w:start w:val="1"/>
+      <w:numFmt w:val="lowerRoman"/>
+      <w:lvlText w:val="%6."/>
+      <w:lvlJc w:val="right"/>
+      <w:pPr>
+        <w:ind w:left="4320" w:hanging="180"/>
+      </w:pPr>
+    </w:lvl>
+    <w:lvl w:ilvl="6" w:tplc="0415000F" w:tentative="1">
+      <w:start w:val="1"/>
+      <w:numFmt w:val="decimal"/>
+      <w:lvlText w:val="%7."/>
+      <w:lvlJc w:val="left"/>
+      <w:pPr>
+        <w:ind w:left="5040" w:hanging="360"/>
+      </w:pPr>
+    </w:lvl>
+    <w:lvl w:ilvl="7" w:tplc="04150019" w:tentative="1">
+      <w:start w:val="1"/>
+      <w:numFmt w:val="lowerLetter"/>
+      <w:lvlText w:val="%8."/>
+      <w:lvlJc w:val="left"/>
+      <w:pPr>
+        <w:ind w:left="5760" w:hanging="360"/>
+      </w:pPr>
+    </w:lvl>
+    <w:lvl w:ilvl="8" w:tplc="0415001B" w:tentative="1">
+      <w:start w:val="1"/>
+      <w:numFmt w:val="lowerRoman"/>
+      <w:lvlText w:val="%9."/>
+      <w:lvlJc w:val="right"/>
+      <w:pPr>
+        <w:ind w:left="6480" w:hanging="180"/>
+      </w:pPr>
+    </w:lvl>
+  </w:abstractNum>
+  <w:abstractNum w:abstractNumId="8" w15:restartNumberingAfterBreak="0">
     <w:nsid w:val="7E2B0B6A"/>
     <w:multiLevelType w:val="multilevel"/>
     <w:tmpl w:val="450AFE28"/>
@@ -13808,7 +13938,7 @@
     <w:abstractNumId w:val="3"/>
   </w:num>
   <w:num w:numId="5" w16cid:durableId="2086341367">
-    <w:abstractNumId w:val="7"/>
+    <w:abstractNumId w:val="8"/>
   </w:num>
   <w:num w:numId="6" w16cid:durableId="1232153342">
     <w:abstractNumId w:val="2"/>
@@ -13818,6 +13948,9 @@
   </w:num>
   <w:num w:numId="8" w16cid:durableId="1691301877">
     <w:abstractNumId w:val="5"/>
+  </w:num>
+  <w:num w:numId="9" w16cid:durableId="962148874">
+    <w:abstractNumId w:val="7"/>
   </w:num>
 </w:numbering>
 </file>
